--- a/templates/documents/CONTRATOS CIVILES/CONTRATOS AUTENTICOS/HERENCIA O FAMILIARIDAD/DECLARACIÓN JURADA DE PATRIMONIO SUCESORAL.docx
+++ b/templates/documents/CONTRATOS CIVILES/CONTRATOS AUTENTICOS/HERENCIA O FAMILIARIDAD/DECLARACIÓN JURADA DE PATRIMONIO SUCESORAL.docx
@@ -4,633 +4,891 @@
   <w:body>
     <w:p>
       <w:pPr>
-        <w:jc w:val="both"/>
-      </w:pPr>
-      <w:r>
-        <w:t xml:space="preserve">En la República Dominicana, la </w:t>
-      </w:r>
-      <w:r>
-        <w:rPr>
-          <w:b/>
-          <w:bCs/>
-        </w:rPr>
-        <w:t>Declaración Jurada de Sucesiones</w:t>
-      </w:r>
-      <w:r>
-        <w:t xml:space="preserve"> es el documento técnico-legal más importante tras un fallecimiento, ya que sirve para liquidar el impuesto </w:t>
+        <w:spacing w:after="0" w:line="240" w:lineRule="auto"/>
+        <w:jc w:val="center"/>
+        <w:rPr>
+          <w:rFonts w:ascii="Abadi" w:hAnsi="Abadi"/>
+          <w:b/>
+          <w:bCs/>
+          <w:sz w:val="28"/>
+          <w:szCs w:val="28"/>
+        </w:rPr>
+      </w:pPr>
+      <w:r>
+        <w:rPr>
+          <w:rFonts w:ascii="Abadi" w:hAnsi="Abadi" w:cs="Arial"/>
+          <w:noProof/>
+          <w:lang w:eastAsia="es-DO"/>
+        </w:rPr>
+        <w:drawing>
+          <wp:anchor distT="0" distB="0" distL="114300" distR="114300" simplePos="0" relativeHeight="251659264" behindDoc="0" locked="0" layoutInCell="1" allowOverlap="1" wp14:anchorId="76644B24" wp14:editId="7097038C">
+            <wp:simplePos x="0" y="0"/>
+            <wp:positionH relativeFrom="margin">
+              <wp:posOffset>2410211</wp:posOffset>
+            </wp:positionH>
+            <wp:positionV relativeFrom="paragraph">
+              <wp:posOffset>-713549</wp:posOffset>
+            </wp:positionV>
+            <wp:extent cx="725154" cy="598244"/>
+            <wp:effectExtent l="0" t="0" r="0" b="0"/>
+            <wp:wrapNone/>
+            <wp:docPr id="3" name="Imagen 3" descr="Resultado de imagen para balanza de la justicia png | Balanza de la  justicia, Simbolo de la justicia, Balanza"/>
+            <wp:cNvGraphicFramePr>
+              <a:graphicFrameLocks xmlns:a="http://schemas.openxmlformats.org/drawingml/2006/main" noChangeAspect="1"/>
+            </wp:cNvGraphicFramePr>
+            <a:graphic xmlns:a="http://schemas.openxmlformats.org/drawingml/2006/main">
+              <a:graphicData uri="http://schemas.openxmlformats.org/drawingml/2006/picture">
+                <pic:pic xmlns:pic="http://schemas.openxmlformats.org/drawingml/2006/picture">
+                  <pic:nvPicPr>
+                    <pic:cNvPr id="0" name="Picture 3" descr="Resultado de imagen para balanza de la justicia png | Balanza de la  justicia, Simbolo de la justicia, Balanza"/>
+                    <pic:cNvPicPr>
+                      <a:picLocks noChangeAspect="1" noChangeArrowheads="1"/>
+                    </pic:cNvPicPr>
+                  </pic:nvPicPr>
+                  <pic:blipFill>
+                    <a:blip r:embed="rId5" cstate="print">
+                      <a:duotone>
+                        <a:schemeClr val="accent5">
+                          <a:shade val="45000"/>
+                          <a:satMod val="135000"/>
+                        </a:schemeClr>
+                        <a:prstClr val="white"/>
+                      </a:duotone>
+                      <a:extLst>
+                        <a:ext uri="{BEBA8EAE-BF5A-486C-A8C5-ECC9F3942E4B}">
+                          <a14:imgProps xmlns:a14="http://schemas.microsoft.com/office/drawing/2010/main">
+                            <a14:imgLayer r:embed="rId6">
+                              <a14:imgEffect>
+                                <a14:sharpenSoften amount="50000"/>
+                              </a14:imgEffect>
+                            </a14:imgLayer>
+                          </a14:imgProps>
+                        </a:ext>
+                        <a:ext uri="{28A0092B-C50C-407E-A947-70E740481C1C}">
+                          <a14:useLocalDpi xmlns:a14="http://schemas.microsoft.com/office/drawing/2010/main" val="0"/>
+                        </a:ext>
+                      </a:extLst>
+                    </a:blip>
+                    <a:srcRect/>
+                    <a:stretch>
+                      <a:fillRect/>
+                    </a:stretch>
+                  </pic:blipFill>
+                  <pic:spPr bwMode="auto">
+                    <a:xfrm>
+                      <a:off x="0" y="0"/>
+                      <a:ext cx="725154" cy="598244"/>
+                    </a:xfrm>
+                    <a:prstGeom prst="rect">
+                      <a:avLst/>
+                    </a:prstGeom>
+                    <a:noFill/>
+                    <a:ln>
+                      <a:noFill/>
+                    </a:ln>
+                  </pic:spPr>
+                </pic:pic>
+              </a:graphicData>
+            </a:graphic>
+            <wp14:sizeRelH relativeFrom="page">
+              <wp14:pctWidth>0</wp14:pctWidth>
+            </wp14:sizeRelH>
+            <wp14:sizeRelV relativeFrom="page">
+              <wp14:pctHeight>0</wp14:pctHeight>
+            </wp14:sizeRelV>
+          </wp:anchor>
+        </w:drawing>
+      </w:r>
+      <w:r>
+        <w:rPr>
+          <w:rFonts w:ascii="Abadi" w:hAnsi="Abadi"/>
+          <w:b/>
+          <w:bCs/>
+          <w:sz w:val="28"/>
+          <w:szCs w:val="28"/>
+        </w:rPr>
+        <w:t>DECLARACIÓN JURADA DE PATRIMONIO SUCESORAL</w:t>
+      </w:r>
+    </w:p>
+    <w:p>
+      <w:pPr>
+        <w:spacing w:after="0" w:line="240" w:lineRule="auto"/>
+        <w:jc w:val="both"/>
+        <w:rPr>
+          <w:rFonts w:ascii="Abadi" w:hAnsi="Abadi"/>
+        </w:rPr>
+      </w:pPr>
+    </w:p>
+    <w:p>
+      <w:pPr>
+        <w:spacing w:after="0" w:line="240" w:lineRule="auto"/>
+        <w:jc w:val="both"/>
+        <w:rPr>
+          <w:rFonts w:ascii="Abadi" w:hAnsi="Abadi"/>
+        </w:rPr>
+      </w:pPr>
+    </w:p>
+    <w:p>
+      <w:pPr>
+        <w:spacing w:after="0" w:line="240" w:lineRule="auto"/>
+        <w:jc w:val="both"/>
+        <w:rPr>
+          <w:rFonts w:ascii="Abadi" w:hAnsi="Abadi"/>
+          <w:b/>
+          <w:bCs/>
+        </w:rPr>
+      </w:pPr>
+      <w:r>
+        <w:rPr>
+          <w:rFonts w:ascii="Abadi" w:hAnsi="Abadi"/>
+          <w:b/>
+          <w:bCs/>
+        </w:rPr>
+        <w:t>ACTO NÚMERO</w:t>
+      </w:r>
+      <w:r>
+        <w:rPr>
+          <w:rFonts w:ascii="Abadi" w:hAnsi="Abadi"/>
+          <w:b/>
+          <w:bCs/>
+        </w:rPr>
+        <w:t xml:space="preserve">: __________________. </w:t>
+      </w:r>
+    </w:p>
+    <w:p>
+      <w:pPr>
+        <w:spacing w:after="0" w:line="240" w:lineRule="auto"/>
+        <w:jc w:val="both"/>
+        <w:rPr>
+          <w:rFonts w:ascii="Abadi" w:hAnsi="Abadi"/>
+        </w:rPr>
+      </w:pPr>
+    </w:p>
+    <w:p>
+      <w:pPr>
+        <w:spacing w:after="0" w:line="240" w:lineRule="auto"/>
+        <w:jc w:val="both"/>
+        <w:rPr>
+          <w:rFonts w:ascii="Abadi" w:hAnsi="Abadi"/>
+        </w:rPr>
+      </w:pPr>
+      <w:r>
+        <w:rPr>
+          <w:rFonts w:ascii="Abadi" w:hAnsi="Abadi"/>
+        </w:rPr>
+        <w:t xml:space="preserve">En la ciudad de {{CIUDAD_FIRMA}}, República Dominicana, hoy día </w:t>
+      </w:r>
+      <w:r>
+        <w:rPr>
+          <w:rFonts w:ascii="Abadi" w:hAnsi="Abadi"/>
+          <w:b/>
+          <w:bCs/>
+        </w:rPr>
+        <w:t>{{DIA_TEXTO}}</w:t>
+      </w:r>
+      <w:r>
+        <w:rPr>
+          <w:rFonts w:ascii="Abadi" w:hAnsi="Abadi"/>
+        </w:rPr>
+        <w:t xml:space="preserve"> del mes de </w:t>
+      </w:r>
+      <w:r>
+        <w:rPr>
+          <w:rFonts w:ascii="Abadi" w:hAnsi="Abadi"/>
+          <w:b/>
+          <w:bCs/>
+        </w:rPr>
+        <w:t>{{MES_TEXTO}}</w:t>
+      </w:r>
+      <w:r>
+        <w:rPr>
+          <w:rFonts w:ascii="Abadi" w:hAnsi="Abadi"/>
+        </w:rPr>
+        <w:t xml:space="preserve"> del año </w:t>
+      </w:r>
+      <w:r>
+        <w:rPr>
+          <w:rFonts w:ascii="Abadi" w:hAnsi="Abadi"/>
+          <w:b/>
+          <w:bCs/>
+        </w:rPr>
+        <w:t>{{AÑO_TEXTO}} ({{AÑO_NUMERO}});</w:t>
+      </w:r>
+      <w:r>
+        <w:rPr>
+          <w:rFonts w:ascii="Abadi" w:hAnsi="Abadi"/>
+        </w:rPr>
+        <w:t xml:space="preserve"> por ante mí, {{TRATAMIENTO_NOTARIO}} </w:t>
+      </w:r>
+      <w:r>
+        <w:rPr>
+          <w:rFonts w:ascii="Abadi" w:hAnsi="Abadi"/>
+          <w:b/>
+          <w:bCs/>
+        </w:rPr>
+        <w:t>{{NOMBRE_NOTARIO}},</w:t>
+      </w:r>
+      <w:r>
+        <w:rPr>
+          <w:rFonts w:ascii="Abadi" w:hAnsi="Abadi"/>
+        </w:rPr>
+        <w:t xml:space="preserve"> Abogado Notario Público de los del número del {{MUNICIPIO_NOTARIO}}, con estudio profesional en {{DIRECCION O DOMICILIO_NOTARIO}}; HAN COMPARECIDO de manera libre y voluntaria:</w:t>
+      </w:r>
+      <w:r>
+        <w:rPr>
+          <w:rFonts w:ascii="Abadi" w:hAnsi="Abadi"/>
+        </w:rPr>
+        <w:t xml:space="preserve"> </w:t>
+      </w:r>
+      <w:r>
+        <w:rPr>
+          <w:rFonts w:ascii="Abadi" w:hAnsi="Abadi"/>
+        </w:rPr>
+        <w:t xml:space="preserve">{{TRATAMIENTO_HEREDERO 1}} </w:t>
+      </w:r>
+      <w:r>
+        <w:rPr>
+          <w:rFonts w:ascii="Abadi" w:hAnsi="Abadi"/>
+          <w:b/>
+          <w:bCs/>
+        </w:rPr>
+        <w:t>{{NOMBRE_HEREDERO 1}},</w:t>
+      </w:r>
+      <w:r>
+        <w:rPr>
+          <w:rFonts w:ascii="Abadi" w:hAnsi="Abadi"/>
+        </w:rPr>
+        <w:t xml:space="preserve"> titular de la Cédula No. {{DOCUMENTO IDENTIDAD_HEREDERO 1}}, domiciliado en {{DIRECCION O DOMICILIO_HEREDERO 1}}.</w:t>
+      </w:r>
+    </w:p>
+    <w:p>
+      <w:pPr>
+        <w:spacing w:after="0" w:line="240" w:lineRule="auto"/>
+        <w:jc w:val="both"/>
+        <w:rPr>
+          <w:rFonts w:ascii="Abadi" w:hAnsi="Abadi"/>
+        </w:rPr>
+      </w:pPr>
+    </w:p>
+    <w:p>
+      <w:pPr>
+        <w:spacing w:after="0" w:line="240" w:lineRule="auto"/>
+        <w:jc w:val="both"/>
+        <w:rPr>
+          <w:rFonts w:ascii="Abadi" w:hAnsi="Abadi"/>
+        </w:rPr>
+      </w:pPr>
+      <w:r>
+        <w:rPr>
+          <w:rFonts w:ascii="Abadi" w:hAnsi="Abadi"/>
+        </w:rPr>
+        <w:t>{{TRATAMIENTO_HEREDERO 2}} {{NOMBRE_HEREDERO 2}}, titular de la Cédula No. {{DOCUMENTO IDENTIDAD_HEREDERO 2}}, domiciliado en {{DIRECCION O DOMICILIO_HEREDERO 2}}.</w:t>
+      </w:r>
+    </w:p>
+    <w:p>
+      <w:pPr>
+        <w:spacing w:after="0" w:line="240" w:lineRule="auto"/>
+        <w:jc w:val="both"/>
+        <w:rPr>
+          <w:rFonts w:ascii="Abadi" w:hAnsi="Abadi"/>
+        </w:rPr>
+      </w:pPr>
+    </w:p>
+    <w:p>
+      <w:pPr>
+        <w:spacing w:after="0" w:line="240" w:lineRule="auto"/>
+        <w:jc w:val="both"/>
+        <w:rPr>
+          <w:rFonts w:ascii="Abadi" w:hAnsi="Abadi"/>
+        </w:rPr>
+      </w:pPr>
+      <w:r>
+        <w:rPr>
+          <w:rFonts w:ascii="Abadi" w:hAnsi="Abadi"/>
+        </w:rPr>
+        <w:t xml:space="preserve">(Todos en su calidad de herederos legítimos del de </w:t>
       </w:r>
       <w:proofErr w:type="spellStart"/>
       <w:r>
+        <w:rPr>
+          <w:rFonts w:ascii="Abadi" w:hAnsi="Abadi"/>
+        </w:rPr>
+        <w:t>cujus</w:t>
+      </w:r>
+      <w:proofErr w:type="spellEnd"/>
+      <w:r>
+        <w:rPr>
+          <w:rFonts w:ascii="Abadi" w:hAnsi="Abadi"/>
+        </w:rPr>
+        <w:t>).</w:t>
+      </w:r>
+    </w:p>
+    <w:p>
+      <w:pPr>
+        <w:spacing w:after="0" w:line="240" w:lineRule="auto"/>
+        <w:jc w:val="both"/>
+        <w:rPr>
+          <w:rFonts w:ascii="Abadi" w:hAnsi="Abadi"/>
+          <w:b/>
+          <w:bCs/>
+        </w:rPr>
+      </w:pPr>
+    </w:p>
+    <w:p>
+      <w:pPr>
+        <w:spacing w:after="0" w:line="240" w:lineRule="auto"/>
+        <w:jc w:val="both"/>
+        <w:rPr>
+          <w:rFonts w:ascii="Abadi" w:hAnsi="Abadi"/>
+        </w:rPr>
+      </w:pPr>
+      <w:r>
+        <w:rPr>
+          <w:rFonts w:ascii="Abadi" w:hAnsi="Abadi"/>
+          <w:b/>
+          <w:bCs/>
+        </w:rPr>
+        <w:t>LOS COMPARECIENTES</w:t>
+      </w:r>
+      <w:r>
+        <w:rPr>
+          <w:rFonts w:ascii="Abadi" w:hAnsi="Abadi"/>
+        </w:rPr>
+        <w:t xml:space="preserve"> me han manifestado de manera unánime lo siguiente:</w:t>
+      </w:r>
+    </w:p>
+    <w:p>
+      <w:pPr>
+        <w:spacing w:after="0" w:line="240" w:lineRule="auto"/>
+        <w:jc w:val="both"/>
+        <w:rPr>
+          <w:rFonts w:ascii="Abadi" w:hAnsi="Abadi"/>
+        </w:rPr>
+      </w:pPr>
+    </w:p>
+    <w:p>
+      <w:pPr>
+        <w:spacing w:after="0" w:line="240" w:lineRule="auto"/>
+        <w:jc w:val="center"/>
+        <w:rPr>
+          <w:rFonts w:ascii="Abadi" w:hAnsi="Abadi"/>
+          <w:b/>
+          <w:bCs/>
+        </w:rPr>
+      </w:pPr>
+      <w:r>
+        <w:rPr>
+          <w:rFonts w:ascii="Abadi" w:hAnsi="Abadi"/>
+          <w:b/>
+          <w:bCs/>
+        </w:rPr>
+        <w:t>C</w:t>
+      </w:r>
+      <w:r>
+        <w:rPr>
+          <w:rFonts w:ascii="Abadi" w:hAnsi="Abadi"/>
+          <w:b/>
+          <w:bCs/>
+        </w:rPr>
+        <w:t xml:space="preserve"> </w:t>
+      </w:r>
+      <w:r>
+        <w:rPr>
+          <w:rFonts w:ascii="Abadi" w:hAnsi="Abadi"/>
+          <w:b/>
+          <w:bCs/>
+        </w:rPr>
+        <w:t>L</w:t>
+      </w:r>
+      <w:r>
+        <w:rPr>
+          <w:rFonts w:ascii="Abadi" w:hAnsi="Abadi"/>
+          <w:b/>
+          <w:bCs/>
+        </w:rPr>
+        <w:t xml:space="preserve"> </w:t>
+      </w:r>
+      <w:proofErr w:type="spellStart"/>
+      <w:r>
+        <w:rPr>
+          <w:rFonts w:ascii="Abadi" w:hAnsi="Abadi"/>
+          <w:b/>
+          <w:bCs/>
+        </w:rPr>
+        <w:t>Á</w:t>
+      </w:r>
+      <w:proofErr w:type="spellEnd"/>
+      <w:r>
+        <w:rPr>
+          <w:rFonts w:ascii="Abadi" w:hAnsi="Abadi"/>
+          <w:b/>
+          <w:bCs/>
+        </w:rPr>
+        <w:t xml:space="preserve"> </w:t>
+      </w:r>
+      <w:r>
+        <w:rPr>
+          <w:rFonts w:ascii="Abadi" w:hAnsi="Abadi"/>
+          <w:b/>
+          <w:bCs/>
+        </w:rPr>
+        <w:t>U</w:t>
+      </w:r>
+      <w:r>
+        <w:rPr>
+          <w:rFonts w:ascii="Abadi" w:hAnsi="Abadi"/>
+          <w:b/>
+          <w:bCs/>
+        </w:rPr>
+        <w:t xml:space="preserve"> </w:t>
+      </w:r>
+      <w:r>
+        <w:rPr>
+          <w:rFonts w:ascii="Abadi" w:hAnsi="Abadi"/>
+          <w:b/>
+          <w:bCs/>
+        </w:rPr>
+        <w:t>S</w:t>
+      </w:r>
+      <w:r>
+        <w:rPr>
+          <w:rFonts w:ascii="Abadi" w:hAnsi="Abadi"/>
+          <w:b/>
+          <w:bCs/>
+        </w:rPr>
+        <w:t xml:space="preserve"> </w:t>
+      </w:r>
+      <w:r>
+        <w:rPr>
+          <w:rFonts w:ascii="Abadi" w:hAnsi="Abadi"/>
+          <w:b/>
+          <w:bCs/>
+        </w:rPr>
+        <w:t>U</w:t>
+      </w:r>
+      <w:r>
+        <w:rPr>
+          <w:rFonts w:ascii="Abadi" w:hAnsi="Abadi"/>
+          <w:b/>
+          <w:bCs/>
+        </w:rPr>
+        <w:t xml:space="preserve"> </w:t>
+      </w:r>
+      <w:r>
+        <w:rPr>
+          <w:rFonts w:ascii="Abadi" w:hAnsi="Abadi"/>
+          <w:b/>
+          <w:bCs/>
+        </w:rPr>
+        <w:t>L</w:t>
+      </w:r>
+      <w:r>
+        <w:rPr>
+          <w:rFonts w:ascii="Abadi" w:hAnsi="Abadi"/>
+          <w:b/>
+          <w:bCs/>
+        </w:rPr>
+        <w:t xml:space="preserve"> </w:t>
+      </w:r>
+      <w:r>
+        <w:rPr>
+          <w:rFonts w:ascii="Abadi" w:hAnsi="Abadi"/>
+          <w:b/>
+          <w:bCs/>
+        </w:rPr>
+        <w:t>A</w:t>
+      </w:r>
+      <w:r>
+        <w:rPr>
+          <w:rFonts w:ascii="Abadi" w:hAnsi="Abadi"/>
+          <w:b/>
+          <w:bCs/>
+        </w:rPr>
+        <w:t xml:space="preserve"> </w:t>
+      </w:r>
+      <w:r>
+        <w:rPr>
+          <w:rFonts w:ascii="Abadi" w:hAnsi="Abadi"/>
+          <w:b/>
+          <w:bCs/>
+        </w:rPr>
+        <w:t>S</w:t>
+      </w:r>
+      <w:r>
+        <w:rPr>
+          <w:rFonts w:ascii="Abadi" w:hAnsi="Abadi"/>
+          <w:b/>
+          <w:bCs/>
+        </w:rPr>
+        <w:t>:</w:t>
+      </w:r>
+    </w:p>
+    <w:p>
+      <w:pPr>
+        <w:spacing w:after="0" w:line="240" w:lineRule="auto"/>
+        <w:jc w:val="both"/>
+        <w:rPr>
+          <w:rFonts w:ascii="Abadi" w:hAnsi="Abadi"/>
+        </w:rPr>
+      </w:pPr>
+    </w:p>
+    <w:p>
+      <w:pPr>
+        <w:spacing w:after="0" w:line="240" w:lineRule="auto"/>
+        <w:jc w:val="both"/>
+        <w:rPr>
+          <w:rFonts w:ascii="Abadi" w:hAnsi="Abadi"/>
+        </w:rPr>
+      </w:pPr>
+      <w:r>
+        <w:rPr>
+          <w:rFonts w:ascii="Abadi" w:hAnsi="Abadi"/>
+          <w:b/>
+          <w:bCs/>
+        </w:rPr>
+        <w:t>PRIMERA: SOBRE EL FALLECIMIENTO</w:t>
+      </w:r>
+      <w:r>
+        <w:rPr>
+          <w:rFonts w:ascii="Abadi" w:hAnsi="Abadi"/>
+        </w:rPr>
+        <w:t>. Que en fecha {{FECHA_DEFUNCION}} falleció en esta ciudad el(la) señor(a) {{NOMBRE_DE_CUJUS}}, portador de la Cédula No. {{DOCUMENTO IDENTIDAD_DE_CUJUS}}.</w:t>
+      </w:r>
+    </w:p>
+    <w:p>
+      <w:pPr>
+        <w:spacing w:after="0" w:line="240" w:lineRule="auto"/>
+        <w:jc w:val="both"/>
+        <w:rPr>
+          <w:rFonts w:ascii="Abadi" w:hAnsi="Abadi"/>
+        </w:rPr>
+      </w:pPr>
+    </w:p>
+    <w:p>
+      <w:pPr>
+        <w:spacing w:after="0" w:line="240" w:lineRule="auto"/>
+        <w:jc w:val="both"/>
+        <w:rPr>
+          <w:rFonts w:ascii="Abadi" w:hAnsi="Abadi"/>
+        </w:rPr>
+      </w:pPr>
+      <w:r>
+        <w:rPr>
+          <w:rFonts w:ascii="Abadi" w:hAnsi="Abadi"/>
+          <w:b/>
+          <w:bCs/>
+        </w:rPr>
+        <w:t>SEGUNDA: CALIDAD DE LOS DECLARANTES</w:t>
+      </w:r>
+      <w:r>
+        <w:rPr>
+          <w:rFonts w:ascii="Abadi" w:hAnsi="Abadi"/>
+        </w:rPr>
+        <w:t>. Que los comparecientes son los únicos y legítimos herederos del finado.</w:t>
+      </w:r>
+    </w:p>
+    <w:p>
+      <w:pPr>
+        <w:spacing w:after="0" w:line="240" w:lineRule="auto"/>
+        <w:jc w:val="both"/>
+        <w:rPr>
+          <w:rFonts w:ascii="Abadi" w:hAnsi="Abadi"/>
+          <w:b/>
+          <w:bCs/>
+        </w:rPr>
+      </w:pPr>
+    </w:p>
+    <w:p>
+      <w:pPr>
+        <w:spacing w:after="0" w:line="240" w:lineRule="auto"/>
+        <w:jc w:val="both"/>
+        <w:rPr>
+          <w:rFonts w:ascii="Abadi" w:hAnsi="Abadi"/>
+        </w:rPr>
+      </w:pPr>
+      <w:r>
+        <w:rPr>
+          <w:rFonts w:ascii="Abadi" w:hAnsi="Abadi"/>
+          <w:b/>
+          <w:bCs/>
+        </w:rPr>
+        <w:t>TERCERA: INVENTARIO DE BIENES RELICTOS (ACTIVO).</w:t>
+      </w:r>
+      <w:r>
+        <w:rPr>
+          <w:rFonts w:ascii="Abadi" w:hAnsi="Abadi"/>
+        </w:rPr>
+        <w:t xml:space="preserve"> </w:t>
+      </w:r>
+      <w:proofErr w:type="gramStart"/>
+      <w:r>
+        <w:rPr>
+          <w:rFonts w:ascii="Abadi" w:hAnsi="Abadi"/>
+        </w:rPr>
+        <w:t>Que</w:t>
+      </w:r>
+      <w:proofErr w:type="gramEnd"/>
+      <w:r>
+        <w:rPr>
+          <w:rFonts w:ascii="Abadi" w:hAnsi="Abadi"/>
+        </w:rPr>
+        <w:t xml:space="preserve"> a la hora de su muerte, el(la) finado(a) dejó el siguiente patrimonio:</w:t>
+      </w:r>
+    </w:p>
+    <w:p>
+      <w:pPr>
+        <w:spacing w:after="0" w:line="240" w:lineRule="auto"/>
+        <w:jc w:val="both"/>
+        <w:rPr>
+          <w:rFonts w:ascii="Abadi" w:hAnsi="Abadi"/>
+          <w:b/>
+          <w:bCs/>
+        </w:rPr>
+      </w:pPr>
+    </w:p>
+    <w:p>
+      <w:pPr>
+        <w:spacing w:after="0" w:line="240" w:lineRule="auto"/>
+        <w:jc w:val="both"/>
+        <w:rPr>
+          <w:rFonts w:ascii="Abadi" w:hAnsi="Abadi"/>
+          <w:b/>
+          <w:bCs/>
+        </w:rPr>
+      </w:pPr>
+      <w:r>
+        <w:rPr>
+          <w:rFonts w:ascii="Abadi" w:hAnsi="Abadi"/>
+          <w:b/>
+          <w:bCs/>
+        </w:rPr>
+        <w:t>INMUEBLES: {{INVENTARIO_INMUEBLES_SUCESION}}</w:t>
+      </w:r>
+    </w:p>
+    <w:p>
+      <w:pPr>
+        <w:spacing w:after="0" w:line="240" w:lineRule="auto"/>
+        <w:jc w:val="both"/>
+        <w:rPr>
+          <w:rFonts w:ascii="Abadi" w:hAnsi="Abadi"/>
+          <w:b/>
+          <w:bCs/>
+        </w:rPr>
+      </w:pPr>
+      <w:r>
+        <w:rPr>
+          <w:rFonts w:ascii="Abadi" w:hAnsi="Abadi"/>
+          <w:b/>
+          <w:bCs/>
+        </w:rPr>
+        <w:t>VEHÍCULOS: {{INVENTARIO_VEHICULOS_SUCESION}}</w:t>
+      </w:r>
+    </w:p>
+    <w:p>
+      <w:pPr>
+        <w:spacing w:after="0" w:line="240" w:lineRule="auto"/>
+        <w:jc w:val="both"/>
+        <w:rPr>
+          <w:rFonts w:ascii="Abadi" w:hAnsi="Abadi"/>
+          <w:b/>
+          <w:bCs/>
+        </w:rPr>
+      </w:pPr>
+      <w:r>
+        <w:rPr>
+          <w:rFonts w:ascii="Abadi" w:hAnsi="Abadi"/>
+          <w:b/>
+          <w:bCs/>
+        </w:rPr>
+        <w:t>MUEBLES Y ENSERES: {{INVENTARIO_MUEBLES_SUCESION}}</w:t>
+      </w:r>
+    </w:p>
+    <w:p>
+      <w:pPr>
+        <w:spacing w:after="0" w:line="240" w:lineRule="auto"/>
+        <w:jc w:val="both"/>
+        <w:rPr>
+          <w:rFonts w:ascii="Abadi" w:hAnsi="Abadi"/>
+          <w:b/>
+          <w:bCs/>
+        </w:rPr>
+      </w:pPr>
+      <w:r>
+        <w:rPr>
+          <w:rFonts w:ascii="Abadi" w:hAnsi="Abadi"/>
+          <w:b/>
+          <w:bCs/>
+        </w:rPr>
+        <w:t>PRODUCTOS FINANCIEROS: {{INVENTARIO_PRODUCTOS_FINANCIEROS}}</w:t>
+      </w:r>
+    </w:p>
+    <w:p>
+      <w:pPr>
+        <w:spacing w:after="0" w:line="240" w:lineRule="auto"/>
+        <w:jc w:val="both"/>
+        <w:rPr>
+          <w:rFonts w:ascii="Abadi" w:hAnsi="Abadi"/>
+        </w:rPr>
+      </w:pPr>
+    </w:p>
+    <w:p>
+      <w:pPr>
+        <w:spacing w:after="0" w:line="240" w:lineRule="auto"/>
+        <w:jc w:val="both"/>
+        <w:rPr>
+          <w:rFonts w:ascii="Abadi" w:hAnsi="Abadi"/>
+        </w:rPr>
+      </w:pPr>
+      <w:r>
+        <w:rPr>
+          <w:rFonts w:ascii="Abadi" w:hAnsi="Abadi"/>
+          <w:b/>
+          <w:bCs/>
+        </w:rPr>
+        <w:t>CUARTA: DE LAS DEUDAS Y GASTOS (PASIVO).</w:t>
+      </w:r>
+      <w:r>
+        <w:rPr>
+          <w:rFonts w:ascii="Abadi" w:hAnsi="Abadi"/>
+        </w:rPr>
+        <w:t xml:space="preserve"> Que conforme al Artículo 4 de la Ley 2569, se </w:t>
+      </w:r>
+      <w:proofErr w:type="gramStart"/>
+      <w:r>
+        <w:rPr>
+          <w:rFonts w:ascii="Abadi" w:hAnsi="Abadi"/>
+        </w:rPr>
+        <w:t>declaran como</w:t>
+      </w:r>
+      <w:proofErr w:type="gramEnd"/>
+      <w:r>
+        <w:rPr>
+          <w:rFonts w:ascii="Abadi" w:hAnsi="Abadi"/>
+        </w:rPr>
+        <w:t xml:space="preserve"> deducciones de la masa </w:t>
+      </w:r>
+      <w:proofErr w:type="spellStart"/>
+      <w:r>
+        <w:rPr>
+          <w:rFonts w:ascii="Abadi" w:hAnsi="Abadi"/>
+        </w:rPr>
         <w:t>sucesoral</w:t>
       </w:r>
       <w:proofErr w:type="spellEnd"/>
       <w:r>
-        <w:t xml:space="preserve"> (3% sobre la masa neta) ante la </w:t>
-      </w:r>
-      <w:r>
-        <w:rPr>
-          <w:b/>
-          <w:bCs/>
-        </w:rPr>
-        <w:t>Dirección General de Impuestos Internos (DGII)</w:t>
-      </w:r>
-      <w:r>
-        <w:t>.</w:t>
-      </w:r>
-    </w:p>
-    <w:p>
-      <w:pPr>
-        <w:jc w:val="both"/>
-      </w:pPr>
-      <w:r>
-        <w:t xml:space="preserve">Este documento debe presentarse dentro de los </w:t>
-      </w:r>
-      <w:r>
-        <w:rPr>
-          <w:b/>
-          <w:bCs/>
-        </w:rPr>
-        <w:t>90 días</w:t>
-      </w:r>
-      <w:r>
-        <w:t xml:space="preserve"> posteriores al fallecimiento (Art. 26 de la Ley 2569) para evitar recargos y moras. A continuación, te presento el modelo de la declaración jurada que acompaña el formulario </w:t>
-      </w:r>
-      <w:r>
-        <w:rPr>
-          <w:b/>
-          <w:bCs/>
-        </w:rPr>
-        <w:t>SD-1</w:t>
-      </w:r>
-      <w:r>
-        <w:t xml:space="preserve"> de la DGII.</w:t>
-      </w:r>
-    </w:p>
-    <w:p>
-      <w:pPr>
-        <w:jc w:val="both"/>
-      </w:pPr>
-      <w:r>
-        <w:pict w14:anchorId="6B29665E">
-          <v:rect id="_x0000_i1043" style="width:0;height:1.5pt" o:hralign="center" o:hrstd="t" o:hr="t" fillcolor="#a0a0a0" stroked="f"/>
-        </w:pict>
-      </w:r>
-    </w:p>
-    <w:p>
-      <w:pPr>
-        <w:jc w:val="both"/>
-        <w:rPr>
-          <w:b/>
-          <w:bCs/>
-        </w:rPr>
-      </w:pPr>
-      <w:r>
-        <w:rPr>
-          <w:b/>
-          <w:bCs/>
-        </w:rPr>
-        <w:t>ACTO NÚMERO [_______</w:t>
-      </w:r>
-      <w:proofErr w:type="gramStart"/>
-      <w:r>
-        <w:rPr>
-          <w:b/>
-          <w:bCs/>
-        </w:rPr>
-        <w:t>].-</w:t>
-      </w:r>
-      <w:proofErr w:type="gramEnd"/>
-      <w:r>
-        <w:rPr>
-          <w:b/>
-          <w:bCs/>
-        </w:rPr>
-        <w:t xml:space="preserve"> (DECLARACIÓN JURADA DE PATRIMONIO SUCESORAL)</w:t>
-      </w:r>
-    </w:p>
-    <w:p>
-      <w:pPr>
-        <w:jc w:val="both"/>
-      </w:pPr>
-      <w:r>
-        <w:t xml:space="preserve">En la ciudad de [Ciudad], República Dominicana, hoy día [Día] del mes de [Mes] del año 2026; por ante mí, </w:t>
-      </w:r>
-      <w:r>
-        <w:rPr>
-          <w:b/>
-          <w:bCs/>
-        </w:rPr>
-        <w:t>[NOMBRE DEL NOTARIO]</w:t>
-      </w:r>
-      <w:r>
-        <w:t xml:space="preserve">, dominicano, mayor de edad, Abogado Notario Público de los del número del [Distrito Nacional / Municipio], titular de la Cédula No. [Número], con </w:t>
-      </w:r>
-      <w:proofErr w:type="gramStart"/>
-      <w:r>
-        <w:t>carnet</w:t>
-      </w:r>
-      <w:proofErr w:type="gramEnd"/>
-      <w:r>
-        <w:t xml:space="preserve"> del Colegio de Notarios No. [Número] y estudio profesional en [Dirección]; </w:t>
-      </w:r>
-      <w:r>
-        <w:rPr>
-          <w:b/>
-          <w:bCs/>
-        </w:rPr>
-        <w:t>HAN COMPARECIDO</w:t>
-      </w:r>
-      <w:r>
-        <w:t xml:space="preserve"> de manera libre y voluntaria los señores:</w:t>
-      </w:r>
-    </w:p>
-    <w:p>
-      <w:pPr>
-        <w:numPr>
-          <w:ilvl w:val="0"/>
-          <w:numId w:val="1"/>
-        </w:numPr>
-        <w:jc w:val="both"/>
-      </w:pPr>
-      <w:r>
-        <w:rPr>
-          <w:b/>
-          <w:bCs/>
-        </w:rPr>
-        <w:t>[HEREDERO 1]</w:t>
-      </w:r>
-      <w:r>
-        <w:t>, dominicano, mayor de edad, Cédula [Número], [Domicilio].</w:t>
-      </w:r>
-    </w:p>
-    <w:p>
-      <w:pPr>
-        <w:numPr>
-          <w:ilvl w:val="0"/>
-          <w:numId w:val="1"/>
-        </w:numPr>
-        <w:jc w:val="both"/>
-      </w:pPr>
-      <w:r>
-        <w:rPr>
-          <w:b/>
-          <w:bCs/>
-        </w:rPr>
-        <w:t>[HEREDERO 2]</w:t>
-      </w:r>
-      <w:r>
-        <w:t>, dominicano, mayor de edad, Cédula [Número], [Domicilio].</w:t>
-      </w:r>
-    </w:p>
-    <w:p>
-      <w:pPr>
-        <w:numPr>
-          <w:ilvl w:val="0"/>
-          <w:numId w:val="1"/>
-        </w:numPr>
-        <w:jc w:val="both"/>
-      </w:pPr>
-      <w:r>
-        <w:rPr>
-          <w:b/>
-          <w:bCs/>
-        </w:rPr>
-        <w:t>[HEREDERO 3]</w:t>
-      </w:r>
-      <w:r>
-        <w:t>, dominicano, mayor de edad, Cédula [Número], [Domicilio].</w:t>
-      </w:r>
-    </w:p>
-    <w:p>
-      <w:pPr>
-        <w:jc w:val="both"/>
-      </w:pPr>
-      <w:r>
-        <w:rPr>
-          <w:i/>
-          <w:iCs/>
-        </w:rPr>
-        <w:t xml:space="preserve">(Todos en su calidad de herederos legítimos del de </w:t>
+        <w:rPr>
+          <w:rFonts w:ascii="Abadi" w:hAnsi="Abadi"/>
+        </w:rPr>
+        <w:t xml:space="preserve"> las siguientes deudas y gastos funerarios:</w:t>
+      </w:r>
+    </w:p>
+    <w:p>
+      <w:pPr>
+        <w:spacing w:after="0" w:line="240" w:lineRule="auto"/>
+        <w:jc w:val="center"/>
+        <w:rPr>
+          <w:rFonts w:ascii="Abadi" w:hAnsi="Abadi"/>
+          <w:b/>
+          <w:bCs/>
+        </w:rPr>
+      </w:pPr>
+    </w:p>
+    <w:p>
+      <w:pPr>
+        <w:spacing w:after="0" w:line="240" w:lineRule="auto"/>
+        <w:jc w:val="center"/>
+        <w:rPr>
+          <w:rFonts w:ascii="Abadi" w:hAnsi="Abadi"/>
+          <w:b/>
+          <w:bCs/>
+        </w:rPr>
+      </w:pPr>
+      <w:r>
+        <w:rPr>
+          <w:rFonts w:ascii="Abadi" w:hAnsi="Abadi"/>
+          <w:b/>
+          <w:bCs/>
+        </w:rPr>
+        <w:t>{{PASIVO_SUCESORAL}}</w:t>
+      </w:r>
+    </w:p>
+    <w:p>
+      <w:pPr>
+        <w:spacing w:after="0" w:line="240" w:lineRule="auto"/>
+        <w:jc w:val="both"/>
+        <w:rPr>
+          <w:rFonts w:ascii="Abadi" w:hAnsi="Abadi"/>
+        </w:rPr>
+      </w:pPr>
+    </w:p>
+    <w:p>
+      <w:pPr>
+        <w:spacing w:after="0" w:line="240" w:lineRule="auto"/>
+        <w:jc w:val="both"/>
+        <w:rPr>
+          <w:rFonts w:ascii="Abadi" w:hAnsi="Abadi"/>
+        </w:rPr>
+      </w:pPr>
+      <w:r>
+        <w:rPr>
+          <w:rFonts w:ascii="Abadi" w:hAnsi="Abadi"/>
+          <w:b/>
+          <w:bCs/>
+        </w:rPr>
+        <w:t>QUINTA: SOLICITUD DE LIQUIDACIÓN</w:t>
+      </w:r>
+      <w:r>
+        <w:rPr>
+          <w:rFonts w:ascii="Abadi" w:hAnsi="Abadi"/>
+        </w:rPr>
+        <w:t xml:space="preserve">. Los comparecientes autorizan a la Dirección General de Impuestos Internos (DGII) a realizar la liquidación del impuesto </w:t>
       </w:r>
       <w:proofErr w:type="spellStart"/>
       <w:r>
         <w:rPr>
-          <w:i/>
-          <w:iCs/>
-        </w:rPr>
-        <w:t>cujus</w:t>
+          <w:rFonts w:ascii="Abadi" w:hAnsi="Abadi"/>
+        </w:rPr>
+        <w:t>sucesoral</w:t>
       </w:r>
       <w:proofErr w:type="spellEnd"/>
       <w:r>
         <w:rPr>
-          <w:i/>
-          <w:iCs/>
-        </w:rPr>
-        <w:t>)</w:t>
-      </w:r>
-      <w:r>
-        <w:t>.</w:t>
-      </w:r>
-    </w:p>
-    <w:p>
-      <w:pPr>
-        <w:jc w:val="both"/>
-      </w:pPr>
-      <w:r>
-        <w:rPr>
-          <w:b/>
-          <w:bCs/>
-        </w:rPr>
-        <w:t>LOS COMPARECIENTES</w:t>
-      </w:r>
-      <w:r>
-        <w:t>, previa declaración jurada de decir la verdad, me han manifestado lo siguiente:</w:t>
-      </w:r>
-    </w:p>
-    <w:p>
-      <w:pPr>
-        <w:jc w:val="both"/>
-        <w:rPr>
-          <w:b/>
-          <w:bCs/>
-        </w:rPr>
-      </w:pPr>
-      <w:r>
-        <w:rPr>
-          <w:b/>
-          <w:bCs/>
-        </w:rPr>
-        <w:t>CLÁUSULAS</w:t>
-      </w:r>
-    </w:p>
-    <w:p>
-      <w:pPr>
-        <w:jc w:val="both"/>
-      </w:pPr>
-      <w:r>
-        <w:rPr>
-          <w:b/>
-          <w:bCs/>
-        </w:rPr>
-        <w:t>PRIMERA: DEL FALLECIMIENTO.</w:t>
-      </w:r>
-      <w:r>
-        <w:t xml:space="preserve"> Que en fecha [Día/Mes/Año], falleció en la ciudad de [Ciudad], quien en vida fuera el señor/a </w:t>
-      </w:r>
-      <w:r>
-        <w:rPr>
-          <w:b/>
-          <w:bCs/>
-        </w:rPr>
-        <w:t>[NOMBRE DEL DIFUNTO]</w:t>
-      </w:r>
-      <w:r>
-        <w:t>, titular de la Cédula No. [Número], según consta en el Acta de Defunción No. [Número], Libro [Número], Folio [Número], emitida por la Oficialía del Estado Civil de [Lugar].</w:t>
-      </w:r>
-    </w:p>
-    <w:p>
-      <w:pPr>
-        <w:jc w:val="both"/>
-      </w:pPr>
-      <w:r>
-        <w:rPr>
-          <w:b/>
-          <w:bCs/>
-        </w:rPr>
-        <w:t>SEGUNDA: DE LOS HEREDEROS.</w:t>
-      </w:r>
-      <w:r>
-        <w:t xml:space="preserve"> Que los únicos y legítimos herederos con derecho a recoger la sucesión son los aquí comparecientes, en su calidad de [Hijos / Cónyuge / otros], de conformidad con el </w:t>
-      </w:r>
-      <w:r>
-        <w:rPr>
-          <w:b/>
-          <w:bCs/>
-        </w:rPr>
-        <w:t>Acto de Notoriedad de Determinación de Herederos No. [Número]</w:t>
-      </w:r>
-      <w:r>
-        <w:t xml:space="preserve"> de fecha [Fecha].</w:t>
-      </w:r>
-    </w:p>
-    <w:p>
-      <w:pPr>
-        <w:jc w:val="both"/>
-      </w:pPr>
-      <w:r>
-        <w:rPr>
-          <w:b/>
-          <w:bCs/>
-        </w:rPr>
-        <w:t>TERCERA: DEL INVENTARIO DE BIENES (ACTIVO).</w:t>
-      </w:r>
-      <w:r>
-        <w:t xml:space="preserve"> Que los bienes que integran la masa </w:t>
-      </w:r>
-      <w:proofErr w:type="spellStart"/>
-      <w:r>
-        <w:t>sucesoral</w:t>
-      </w:r>
-      <w:proofErr w:type="spellEnd"/>
-      <w:r>
-        <w:t xml:space="preserve"> del finado son los siguientes:</w:t>
-      </w:r>
-    </w:p>
-    <w:p>
-      <w:pPr>
-        <w:numPr>
-          <w:ilvl w:val="0"/>
-          <w:numId w:val="2"/>
-        </w:numPr>
-        <w:jc w:val="both"/>
-      </w:pPr>
-      <w:r>
-        <w:rPr>
-          <w:b/>
-          <w:bCs/>
-        </w:rPr>
-        <w:lastRenderedPageBreak/>
-        <w:t>INMUEBLES:</w:t>
-      </w:r>
-      <w:r>
-        <w:t xml:space="preserve"> [Citar Matrícula, Designación Catastral y valor estimado de casas, solares o apartamentos].</w:t>
-      </w:r>
-    </w:p>
-    <w:p>
-      <w:pPr>
-        <w:numPr>
-          <w:ilvl w:val="0"/>
-          <w:numId w:val="2"/>
-        </w:numPr>
-        <w:jc w:val="both"/>
-      </w:pPr>
-      <w:r>
-        <w:rPr>
-          <w:b/>
-          <w:bCs/>
-        </w:rPr>
-        <w:t>VEHÍCULOS:</w:t>
-      </w:r>
-      <w:r>
-        <w:t xml:space="preserve"> [Marca, Modelo, Año, Chasis y Placa].</w:t>
-      </w:r>
-    </w:p>
-    <w:p>
-      <w:pPr>
-        <w:numPr>
-          <w:ilvl w:val="0"/>
-          <w:numId w:val="2"/>
-        </w:numPr>
-        <w:jc w:val="both"/>
-      </w:pPr>
-      <w:r>
-        <w:rPr>
-          <w:b/>
-          <w:bCs/>
-        </w:rPr>
-        <w:t>MUEBLES Y ENSERES:</w:t>
-      </w:r>
-      <w:r>
-        <w:t xml:space="preserve"> Valor total estimado de los ajuares del hogar.</w:t>
-      </w:r>
-    </w:p>
-    <w:p>
-      <w:pPr>
-        <w:numPr>
-          <w:ilvl w:val="0"/>
-          <w:numId w:val="2"/>
-        </w:numPr>
-        <w:jc w:val="both"/>
-      </w:pPr>
-      <w:r>
-        <w:rPr>
-          <w:b/>
-          <w:bCs/>
-        </w:rPr>
-        <w:t>PRODUCTOS FINANCIEROS:</w:t>
-      </w:r>
-      <w:r>
-        <w:t xml:space="preserve"> [Cuentas bancarias, certificados o acciones en empresas, indicando el banco y balance al día del fallecimiento].</w:t>
-      </w:r>
-    </w:p>
-    <w:p>
-      <w:pPr>
-        <w:jc w:val="both"/>
-      </w:pPr>
-      <w:r>
-        <w:rPr>
-          <w:b/>
-          <w:bCs/>
-        </w:rPr>
-        <w:t>CUARTA: DE LAS DEUDAS Y GASTOS (PASIVO).</w:t>
-      </w:r>
-      <w:r>
-        <w:t xml:space="preserve"> Que conforme al </w:t>
-      </w:r>
-      <w:r>
-        <w:rPr>
-          <w:b/>
-          <w:bCs/>
-        </w:rPr>
-        <w:t>Artículo 4 de la Ley 2569</w:t>
-      </w:r>
-      <w:r>
-        <w:t xml:space="preserve">, se </w:t>
-      </w:r>
-      <w:proofErr w:type="gramStart"/>
-      <w:r>
-        <w:t>declaran como</w:t>
-      </w:r>
-      <w:proofErr w:type="gramEnd"/>
-      <w:r>
-        <w:t xml:space="preserve"> deducciones de la masa </w:t>
-      </w:r>
-      <w:proofErr w:type="spellStart"/>
-      <w:r>
-        <w:t>sucesoral</w:t>
-      </w:r>
-      <w:proofErr w:type="spellEnd"/>
-      <w:r>
-        <w:t xml:space="preserve"> las siguientes:</w:t>
-      </w:r>
-    </w:p>
-    <w:p>
-      <w:pPr>
-        <w:numPr>
-          <w:ilvl w:val="0"/>
-          <w:numId w:val="3"/>
-        </w:numPr>
-        <w:jc w:val="both"/>
-      </w:pPr>
-      <w:r>
-        <w:t>Gastos de última enfermedad y deudas dejadas por el finado (debidamente soportadas).</w:t>
-      </w:r>
-    </w:p>
-    <w:p>
-      <w:pPr>
-        <w:numPr>
-          <w:ilvl w:val="0"/>
-          <w:numId w:val="3"/>
-        </w:numPr>
-        <w:jc w:val="both"/>
-      </w:pPr>
-      <w:r>
-        <w:t>Gastos de funeral y entierro.</w:t>
-      </w:r>
-    </w:p>
-    <w:p>
-      <w:pPr>
-        <w:numPr>
-          <w:ilvl w:val="0"/>
-          <w:numId w:val="3"/>
-        </w:numPr>
-        <w:jc w:val="both"/>
-      </w:pPr>
-      <w:r>
-        <w:t>Impuestos o derechos pendientes de pago.</w:t>
-      </w:r>
-    </w:p>
-    <w:p>
-      <w:pPr>
-        <w:jc w:val="both"/>
-      </w:pPr>
-      <w:r>
-        <w:rPr>
-          <w:b/>
-          <w:bCs/>
-        </w:rPr>
-        <w:t>QUINTA: SOLICITUD DE LIQUIDACIÓN.</w:t>
-      </w:r>
-      <w:r>
-        <w:t xml:space="preserve"> Los comparecientes autorizan a la </w:t>
-      </w:r>
-      <w:r>
-        <w:rPr>
-          <w:b/>
-          <w:bCs/>
-        </w:rPr>
-        <w:t>Dirección General de Impuestos Internos (DGII)</w:t>
-      </w:r>
-      <w:r>
-        <w:t xml:space="preserve"> a realizar la liquidación del impuesto </w:t>
-      </w:r>
-      <w:proofErr w:type="spellStart"/>
-      <w:r>
-        <w:t>sucesoral</w:t>
-      </w:r>
-      <w:proofErr w:type="spellEnd"/>
-      <w:r>
-        <w:t xml:space="preserve"> correspondiente al </w:t>
-      </w:r>
-      <w:r>
-        <w:rPr>
-          <w:b/>
-          <w:bCs/>
-        </w:rPr>
-        <w:t>tres por ciento (3%)</w:t>
-      </w:r>
-      <w:r>
-        <w:t xml:space="preserve"> sobre el patrimonio neto, de acuerdo con la </w:t>
-      </w:r>
-      <w:r>
-        <w:rPr>
-          <w:b/>
-          <w:bCs/>
-        </w:rPr>
-        <w:t>Ley No. 2569 de Impuestos sobre Sucesiones y Donaciones</w:t>
-      </w:r>
-      <w:r>
-        <w:t>.</w:t>
-      </w:r>
-    </w:p>
-    <w:p>
-      <w:pPr>
-        <w:jc w:val="both"/>
-      </w:pPr>
-      <w:r>
-        <w:rPr>
-          <w:b/>
-          <w:bCs/>
-        </w:rPr>
-        <w:t>SEXTA: CUMPLIMIENTO LEY 155-17.</w:t>
-      </w:r>
-      <w:r>
-        <w:t xml:space="preserve"> Los herederos declaran que los bienes aquí inventariados tienen un origen lícito y que la presente declaración se realiza con transparencia absoluta frente a la administración tributaria.</w:t>
-      </w:r>
-    </w:p>
-    <w:p>
-      <w:pPr>
-        <w:jc w:val="both"/>
-      </w:pPr>
-      <w:r>
-        <w:pict w14:anchorId="2E491870">
-          <v:rect id="_x0000_i1044" style="width:0;height:1.5pt" o:hralign="center" o:hrstd="t" o:hr="t" fillcolor="#a0a0a0" stroked="f"/>
-        </w:pict>
-      </w:r>
-    </w:p>
-    <w:p>
-      <w:pPr>
-        <w:jc w:val="both"/>
-      </w:pPr>
-      <w:r>
-        <w:rPr>
+          <w:rFonts w:ascii="Abadi" w:hAnsi="Abadi"/>
+        </w:rPr>
+        <w:t xml:space="preserve"> correspondiente al tres por ciento (3%) sobre el patrimonio neto, de acuerdo con la Ley No. 2569.</w:t>
+      </w:r>
+    </w:p>
+    <w:p>
+      <w:pPr>
+        <w:spacing w:after="0" w:line="240" w:lineRule="auto"/>
+        <w:jc w:val="both"/>
+        <w:rPr>
+          <w:rFonts w:ascii="Abadi" w:hAnsi="Abadi"/>
+        </w:rPr>
+      </w:pPr>
+    </w:p>
+    <w:p>
+      <w:pPr>
+        <w:spacing w:after="0" w:line="240" w:lineRule="auto"/>
+        <w:jc w:val="both"/>
+        <w:rPr>
+          <w:rFonts w:ascii="Abadi" w:hAnsi="Abadi"/>
+        </w:rPr>
+      </w:pPr>
+      <w:r>
+        <w:rPr>
+          <w:rFonts w:ascii="Abadi" w:hAnsi="Abadi"/>
           <w:b/>
           <w:bCs/>
         </w:rPr>
         <w:t>HECHO Y PASADO POR ANTE MÍ</w:t>
       </w:r>
       <w:r>
-        <w:t xml:space="preserve">, en mi estudio profesional, el día y año antes indicados. He dado lectura íntegra a los comparecientes, quienes en señal de aprobación firman junto conmigo y ante mí, Notario Público que </w:t>
-      </w:r>
-      <w:r>
-        <w:rPr>
-          <w:b/>
-          <w:bCs/>
-        </w:rPr>
-        <w:t>CERTIFICO Y DOY FE.</w:t>
-      </w:r>
-    </w:p>
-    <w:p>
-      <w:pPr>
-        <w:jc w:val="both"/>
-      </w:pPr>
-      <w:r>
-        <w:rPr>
-          <w:i/>
-          <w:iCs/>
-        </w:rPr>
-        <w:t>(Firmas de todos los herederos)</w:t>
-      </w:r>
-    </w:p>
-    <w:p>
-      <w:pPr>
-        <w:jc w:val="both"/>
-      </w:pPr>
-      <w:r>
-        <w:pict w14:anchorId="453B56EE">
-          <v:rect id="_x0000_i1045" style="width:0;height:1.5pt" o:hralign="center" o:hrstd="t" o:hr="t" fillcolor="#a0a0a0" stroked="f"/>
-        </w:pict>
-      </w:r>
-    </w:p>
-    <w:p>
-      <w:pPr>
-        <w:jc w:val="both"/>
-      </w:pPr>
-      <w:r>
-        <w:rPr>
-          <w:b/>
-          <w:bCs/>
-        </w:rPr>
-        <w:t>[NOMBRE DEL NOTARIO]</w:t>
-      </w:r>
-      <w:r>
-        <w:t xml:space="preserve"> Notario Público</w:t>
-      </w:r>
-    </w:p>
-    <w:p>
-      <w:pPr>
-        <w:jc w:val="both"/>
-      </w:pPr>
+        <w:rPr>
+          <w:rFonts w:ascii="Abadi" w:hAnsi="Abadi"/>
+        </w:rPr>
+        <w:t>... (Cierre y firmas de herederos y notario).</w:t>
+      </w:r>
     </w:p>
     <w:sectPr>
       <w:pgSz w:w="11906" w:h="16838"/>
